--- a/LW3/report/ЛР3.docx
+++ b/LW3/report/ЛР3.docx
@@ -1259,7 +1259,25 @@
           <w:sz w:val="28"/>
           <w:szCs w:val="28"/>
         </w:rPr>
-        <w:t xml:space="preserve"> Layout».</w:t>
+        <w:t xml:space="preserve"> </w:t>
+      </w:r>
+      <w:proofErr w:type="spellStart"/>
+      <w:r>
+        <w:rPr>
+          <w:rFonts w:ascii="Times New Roman" w:hAnsi="Times New Roman" w:cs="Times New Roman"/>
+          <w:sz w:val="28"/>
+          <w:szCs w:val="28"/>
+        </w:rPr>
+        <w:t>Layout</w:t>
+      </w:r>
+      <w:proofErr w:type="spellEnd"/>
+      <w:r>
+        <w:rPr>
+          <w:rFonts w:ascii="Times New Roman" w:hAnsi="Times New Roman" w:cs="Times New Roman"/>
+          <w:sz w:val="28"/>
+          <w:szCs w:val="28"/>
+        </w:rPr>
+        <w:t>».</w:t>
       </w:r>
     </w:p>
     <w:p>
@@ -2062,25 +2080,7 @@
             <w:sz w:val="28"/>
             <w:szCs w:val="28"/>
           </w:rPr>
-          <w:t>https://niglookua.github.io/web-design-projec</w:t>
-        </w:r>
-        <w:r>
-          <w:rPr>
-            <w:rStyle w:val="ae"/>
-            <w:rFonts w:ascii="Times New Roman" w:hAnsi="Times New Roman" w:cs="Times New Roman"/>
-            <w:sz w:val="28"/>
-            <w:szCs w:val="28"/>
-          </w:rPr>
-          <w:t>t</w:t>
-        </w:r>
-        <w:r>
-          <w:rPr>
-            <w:rStyle w:val="ae"/>
-            <w:rFonts w:ascii="Times New Roman" w:hAnsi="Times New Roman" w:cs="Times New Roman"/>
-            <w:sz w:val="28"/>
-            <w:szCs w:val="28"/>
-          </w:rPr>
-          <w:t>s/LW3/</w:t>
+          <w:t>https://niglookua.github.io/web-design-projects/LW3/</w:t>
         </w:r>
       </w:hyperlink>
       <w:r>
@@ -2383,15 +2383,7 @@
           <w:sz w:val="28"/>
           <w:szCs w:val="28"/>
         </w:rPr>
-        <w:t>Для коректного розрахунку висоти контейнера</w:t>
-      </w:r>
-      <w:r>
-        <w:rPr>
-          <w:rFonts w:ascii="Times New Roman" w:hAnsi="Times New Roman" w:cs="Times New Roman"/>
-          <w:sz w:val="28"/>
-          <w:szCs w:val="28"/>
-        </w:rPr>
-        <w:t xml:space="preserve"> </w:t>
+        <w:t xml:space="preserve">Для коректного розрахунку висоти контейнера </w:t>
       </w:r>
       <w:r>
         <w:rPr>
@@ -2551,7 +2543,55 @@
           <w:sz w:val="28"/>
           <w:szCs w:val="28"/>
         </w:rPr>
-        <w:t xml:space="preserve"> @media: на мобільних пристроях картки займають 100% ширини (12 колонок), на планшетах — 50% і 100% (6 і 12 колонок), на десктопах — 33.33% (4 колонки).</w:t>
+        <w:t xml:space="preserve"> @media: на мобільних пристроях картки займають 100% ширини (12 колонок), на планшетах </w:t>
+      </w:r>
+      <w:r>
+        <w:rPr>
+          <w:rFonts w:ascii="Times New Roman" w:hAnsi="Times New Roman" w:cs="Times New Roman"/>
+          <w:sz w:val="28"/>
+          <w:szCs w:val="28"/>
+        </w:rPr>
+        <w:t>–</w:t>
+      </w:r>
+      <w:r>
+        <w:rPr>
+          <w:rFonts w:ascii="Times New Roman" w:hAnsi="Times New Roman" w:cs="Times New Roman"/>
+          <w:sz w:val="28"/>
+          <w:szCs w:val="28"/>
+        </w:rPr>
+        <w:t xml:space="preserve"> 50% і 100% (6 і 12 колонок), на десктопах </w:t>
+      </w:r>
+      <w:r>
+        <w:rPr>
+          <w:rFonts w:ascii="Times New Roman" w:hAnsi="Times New Roman" w:cs="Times New Roman"/>
+          <w:sz w:val="28"/>
+          <w:szCs w:val="28"/>
+        </w:rPr>
+        <w:t>–</w:t>
+      </w:r>
+      <w:r>
+        <w:rPr>
+          <w:rFonts w:ascii="Times New Roman" w:hAnsi="Times New Roman" w:cs="Times New Roman"/>
+          <w:sz w:val="28"/>
+          <w:szCs w:val="28"/>
+        </w:rPr>
+        <w:t xml:space="preserve"> 33.33% </w:t>
+      </w:r>
+      <w:r>
+        <w:rPr>
+          <w:rFonts w:ascii="Times New Roman" w:hAnsi="Times New Roman" w:cs="Times New Roman"/>
+          <w:sz w:val="28"/>
+          <w:szCs w:val="28"/>
+        </w:rPr>
+        <w:t xml:space="preserve">                      </w:t>
+      </w:r>
+      <w:r>
+        <w:rPr>
+          <w:rFonts w:ascii="Times New Roman" w:hAnsi="Times New Roman" w:cs="Times New Roman"/>
+          <w:sz w:val="28"/>
+          <w:szCs w:val="28"/>
+        </w:rPr>
+        <w:t>(4 колонки).</w:t>
       </w:r>
     </w:p>
     <w:p>
@@ -2949,7 +2989,23 @@
           <w:sz w:val="28"/>
           <w:szCs w:val="28"/>
         </w:rPr>
-        <w:t xml:space="preserve">вирівняно без використання абсолютного позиціонування — за допомогою вкладеного </w:t>
+        <w:t xml:space="preserve">вирівняно без використання абсолютного позиціонування </w:t>
+      </w:r>
+      <w:r>
+        <w:rPr>
+          <w:rFonts w:ascii="Times New Roman" w:hAnsi="Times New Roman" w:cs="Times New Roman"/>
+          <w:sz w:val="28"/>
+          <w:szCs w:val="28"/>
+        </w:rPr>
+        <w:t>–</w:t>
+      </w:r>
+      <w:r>
+        <w:rPr>
+          <w:rFonts w:ascii="Times New Roman" w:hAnsi="Times New Roman" w:cs="Times New Roman"/>
+          <w:sz w:val="28"/>
+          <w:szCs w:val="28"/>
+        </w:rPr>
+        <w:t xml:space="preserve"> за допомогою вкладеного </w:t>
       </w:r>
       <w:proofErr w:type="spellStart"/>
       <w:r>
@@ -2975,7 +3031,23 @@
           <w:sz w:val="28"/>
           <w:szCs w:val="28"/>
         </w:rPr>
-        <w:t xml:space="preserve"> (</w:t>
+        <w:t xml:space="preserve"> </w:t>
+      </w:r>
+      <w:r>
+        <w:rPr>
+          <w:rFonts w:ascii="Times New Roman" w:hAnsi="Times New Roman" w:cs="Times New Roman"/>
+          <w:sz w:val="28"/>
+          <w:szCs w:val="28"/>
+        </w:rPr>
+        <w:t xml:space="preserve">               </w:t>
+      </w:r>
+      <w:r>
+        <w:rPr>
+          <w:rFonts w:ascii="Times New Roman" w:hAnsi="Times New Roman" w:cs="Times New Roman"/>
+          <w:sz w:val="28"/>
+          <w:szCs w:val="28"/>
+        </w:rPr>
+        <w:t>(</w:t>
       </w:r>
       <w:proofErr w:type="spellStart"/>
       <w:r>
@@ -3135,23 +3207,7 @@
           <w:sz w:val="28"/>
           <w:szCs w:val="28"/>
         </w:rPr>
-        <w:t xml:space="preserve">                                           grid.html</w:t>
-      </w:r>
-      <w:r>
-        <w:rPr>
-          <w:rFonts w:ascii="Times New Roman" w:hAnsi="Times New Roman" w:cs="Times New Roman"/>
-          <w:sz w:val="28"/>
-          <w:szCs w:val="28"/>
-        </w:rPr>
-        <w:t xml:space="preserve"> </w:t>
-      </w:r>
-      <w:r>
-        <w:rPr>
-          <w:rFonts w:ascii="Times New Roman" w:hAnsi="Times New Roman" w:cs="Times New Roman"/>
-          <w:sz w:val="28"/>
-          <w:szCs w:val="28"/>
-        </w:rPr>
-        <w:t>/ grid.css</w:t>
+        <w:t xml:space="preserve">                                           grid.html / grid.css</w:t>
       </w:r>
       <w:r>
         <w:rPr>
@@ -5992,6 +6048,7 @@
   <w:style w:type="character" w:default="1" w:styleId="a0">
     <w:name w:val="Default Paragraph Font"/>
     <w:uiPriority w:val="1"/>
+    <w:semiHidden/>
     <w:unhideWhenUsed/>
   </w:style>
   <w:style w:type="table" w:default="1" w:styleId="a1">
